--- a/docs/05_UML_и_тест_кейсы.docx
+++ b/docs/05_UML_и_тест_кейсы.docx
@@ -30,12 +30,13 @@
     </w:p>
     <w:p>
       <w:pPr>
+        <w:keepNext/>
         <w:jc w:val="center"/>
       </w:pPr>
       <w:r>
         <w:drawing>
           <wp:inline xmlns:a="http://schemas.openxmlformats.org/drawingml/2006/main" xmlns:pic="http://schemas.openxmlformats.org/drawingml/2006/picture">
-            <wp:extent cx="6048000" cy="9333190"/>
+            <wp:extent cx="3290232" cy="6480000"/>
             <wp:docPr id="1" name="Picture 1"/>
             <wp:cNvGraphicFramePr>
               <a:graphicFrameLocks noChangeAspect="1"/>
@@ -56,7 +57,7 @@
                   <pic:spPr>
                     <a:xfrm>
                       <a:off x="0" y="0"/>
-                      <a:ext cx="6048000" cy="9333190"/>
+                      <a:ext cx="3290232" cy="6480000"/>
                     </a:xfrm>
                     <a:prstGeom prst="rect"/>
                   </pic:spPr>
@@ -70,6 +71,7 @@
     <w:p>
       <w:pPr>
         <w:pStyle w:val="Caption"/>
+        <w:keepNext w:val="0"/>
       </w:pPr>
       <w:r>
         <w:t>Рисунок 1 — UML-диаграмма классов после ревью</w:t>
@@ -95,6 +97,7 @@
     </w:p>
     <w:p>
       <w:pPr>
+        <w:keepNext/>
         <w:jc w:val="center"/>
       </w:pPr>
       <w:r>
@@ -135,6 +138,7 @@
     <w:p>
       <w:pPr>
         <w:pStyle w:val="Caption"/>
+        <w:keepNext w:val="0"/>
       </w:pPr>
       <w:r>
         <w:t>Рисунок 2 — Полная модель Notification и перечисления</w:t>
@@ -193,12 +197,13 @@
     </w:p>
     <w:p>
       <w:pPr>
+        <w:keepNext/>
         <w:jc w:val="center"/>
       </w:pPr>
       <w:r>
         <w:drawing>
           <wp:inline xmlns:a="http://schemas.openxmlformats.org/drawingml/2006/main" xmlns:pic="http://schemas.openxmlformats.org/drawingml/2006/picture">
-            <wp:extent cx="4572000" cy="4324974"/>
+            <wp:extent cx="6120000" cy="5527741"/>
             <wp:docPr id="3" name="Picture 3"/>
             <wp:cNvGraphicFramePr>
               <a:graphicFrameLocks noChangeAspect="1"/>
@@ -219,7 +224,7 @@
                   <pic:spPr>
                     <a:xfrm>
                       <a:off x="0" y="0"/>
-                      <a:ext cx="4572000" cy="4324974"/>
+                      <a:ext cx="6120000" cy="5527741"/>
                     </a:xfrm>
                     <a:prstGeom prst="rect"/>
                   </pic:spPr>
@@ -233,14 +238,15 @@
     <w:p>
       <w:pPr>
         <w:pStyle w:val="Caption"/>
+        <w:keepNext w:val="0"/>
       </w:pPr>
       <w:r>
-        <w:t>Рисунок 3 — Схема последовательности вызовов с успешной и конфликтной ветками</w:t>
+        <w:t>Рисунок 3 — UML-диаграмма последовательности создания записи</w:t>
       </w:r>
     </w:p>
     <w:p>
       <w:r>
-        <w:t>Упорядоченная схема уточняет исходную UML-диаграмму последовательности: проверка прав и транзакция выполняются до подтверждения. В конфликтной ветке нет сохранённой новой записи и нет уведомления. Независимая отправка email может завершиться после показа подтверждения в интерфейсе.</w:t>
+        <w:t>Диаграмма уточняет исходную последовательность: проверка прав и транзакция выполняются до подтверждения. В конфликтной ветке нет сохранённой новой записи и нет уведомления. Асинхронная отправка email может завершиться после показа подтверждения в интерфейсе.</w:t>
       </w:r>
     </w:p>
     <w:p>
@@ -1189,7 +1195,7 @@
       <w:outlineLvl w:val="0"/>
     </w:pPr>
     <w:rPr>
-      <w:rFonts w:asciiTheme="majorHAnsi" w:eastAsiaTheme="majorEastAsia" w:hAnsiTheme="majorHAnsi" w:cstheme="majorBidi" w:ascii="Times New Roman" w:hAnsi="Times New Roman" w:eastAsia="Times New Roman"/>
+      <w:rFonts w:ascii="Times New Roman" w:hAnsi="Times New Roman" w:eastAsia="Times New Roman"/>
       <w:b/>
       <w:bCs/>
       <w:color w:val="000000"/>
@@ -1213,7 +1219,7 @@
       <w:outlineLvl w:val="1"/>
     </w:pPr>
     <w:rPr>
-      <w:rFonts w:asciiTheme="majorHAnsi" w:eastAsiaTheme="majorEastAsia" w:hAnsiTheme="majorHAnsi" w:cstheme="majorBidi" w:ascii="Times New Roman" w:hAnsi="Times New Roman" w:eastAsia="Times New Roman"/>
+      <w:rFonts w:ascii="Times New Roman" w:hAnsi="Times New Roman" w:eastAsia="Times New Roman"/>
       <w:b/>
       <w:bCs/>
       <w:color w:val="000000"/>
@@ -1237,7 +1243,7 @@
       <w:outlineLvl w:val="2"/>
     </w:pPr>
     <w:rPr>
-      <w:rFonts w:asciiTheme="majorHAnsi" w:eastAsiaTheme="majorEastAsia" w:hAnsiTheme="majorHAnsi" w:cstheme="majorBidi"/>
+      <w:rFonts/>
       <w:b/>
       <w:bCs/>
       <w:color w:val="4F81BD" w:themeColor="accent1"/>
@@ -1260,7 +1266,7 @@
       <w:outlineLvl w:val="3"/>
     </w:pPr>
     <w:rPr>
-      <w:rFonts w:asciiTheme="majorHAnsi" w:eastAsiaTheme="majorEastAsia" w:hAnsiTheme="majorHAnsi" w:cstheme="majorBidi"/>
+      <w:rFonts/>
       <w:b/>
       <w:bCs/>
       <w:i/>
@@ -1285,7 +1291,7 @@
       <w:outlineLvl w:val="4"/>
     </w:pPr>
     <w:rPr>
-      <w:rFonts w:asciiTheme="majorHAnsi" w:eastAsiaTheme="majorEastAsia" w:hAnsiTheme="majorHAnsi" w:cstheme="majorBidi"/>
+      <w:rFonts/>
       <w:color w:val="243F60" w:themeColor="accent1" w:themeShade="7F"/>
     </w:rPr>
   </w:style>
@@ -1306,7 +1312,7 @@
       <w:outlineLvl w:val="5"/>
     </w:pPr>
     <w:rPr>
-      <w:rFonts w:asciiTheme="majorHAnsi" w:eastAsiaTheme="majorEastAsia" w:hAnsiTheme="majorHAnsi" w:cstheme="majorBidi"/>
+      <w:rFonts/>
       <w:i/>
       <w:iCs/>
       <w:color w:val="243F60" w:themeColor="accent1" w:themeShade="7F"/>
@@ -1329,7 +1335,7 @@
       <w:outlineLvl w:val="6"/>
     </w:pPr>
     <w:rPr>
-      <w:rFonts w:asciiTheme="majorHAnsi" w:eastAsiaTheme="majorEastAsia" w:hAnsiTheme="majorHAnsi" w:cstheme="majorBidi"/>
+      <w:rFonts/>
       <w:i/>
       <w:iCs/>
       <w:color w:val="404040" w:themeColor="text1" w:themeTint="BF"/>
@@ -1352,7 +1358,7 @@
       <w:outlineLvl w:val="7"/>
     </w:pPr>
     <w:rPr>
-      <w:rFonts w:asciiTheme="majorHAnsi" w:eastAsiaTheme="majorEastAsia" w:hAnsiTheme="majorHAnsi" w:cstheme="majorBidi"/>
+      <w:rFonts/>
       <w:color w:val="4F81BD" w:themeColor="accent1"/>
       <w:sz w:val="20"/>
       <w:szCs w:val="20"/>
@@ -1375,7 +1381,7 @@
       <w:outlineLvl w:val="8"/>
     </w:pPr>
     <w:rPr>
-      <w:rFonts w:asciiTheme="majorHAnsi" w:eastAsiaTheme="majorEastAsia" w:hAnsiTheme="majorHAnsi" w:cstheme="majorBidi"/>
+      <w:rFonts/>
       <w:i/>
       <w:iCs/>
       <w:color w:val="404040" w:themeColor="text1" w:themeTint="BF"/>
@@ -1426,7 +1432,7 @@
     <w:uiPriority w:val="9"/>
     <w:rsid w:val="00FC693F"/>
     <w:rPr>
-      <w:rFonts w:asciiTheme="majorHAnsi" w:eastAsiaTheme="majorEastAsia" w:hAnsiTheme="majorHAnsi" w:cstheme="majorBidi"/>
+      <w:rFonts/>
       <w:b/>
       <w:bCs/>
       <w:color w:val="365F91" w:themeColor="accent1" w:themeShade="BF"/>
@@ -1441,7 +1447,7 @@
     <w:uiPriority w:val="9"/>
     <w:rsid w:val="00FC693F"/>
     <w:rPr>
-      <w:rFonts w:asciiTheme="majorHAnsi" w:eastAsiaTheme="majorEastAsia" w:hAnsiTheme="majorHAnsi" w:cstheme="majorBidi"/>
+      <w:rFonts/>
       <w:b/>
       <w:bCs/>
       <w:color w:val="4F81BD" w:themeColor="accent1"/>
@@ -1456,7 +1462,7 @@
     <w:uiPriority w:val="9"/>
     <w:rsid w:val="00FC693F"/>
     <w:rPr>
-      <w:rFonts w:asciiTheme="majorHAnsi" w:eastAsiaTheme="majorEastAsia" w:hAnsiTheme="majorHAnsi" w:cstheme="majorBidi"/>
+      <w:rFonts/>
       <w:b/>
       <w:bCs/>
       <w:color w:val="4F81BD" w:themeColor="accent1"/>
@@ -1471,14 +1477,11 @@
     <w:qFormat/>
     <w:rsid w:val="00FC693F"/>
     <w:pPr>
-      <w:pBdr>
-        <w:bottom w:val="single" w:sz="8" w:space="4" w:color="4F81BD" w:themeColor="accent1"/>
-      </w:pBdr>
       <w:spacing w:after="140" w:line="240" w:lineRule="auto" w:before="200"/>
       <w:contextualSpacing/>
     </w:pPr>
     <w:rPr>
-      <w:rFonts w:asciiTheme="majorHAnsi" w:eastAsiaTheme="majorEastAsia" w:hAnsiTheme="majorHAnsi" w:cstheme="majorBidi" w:ascii="Times New Roman" w:hAnsi="Times New Roman" w:eastAsia="Times New Roman"/>
+      <w:rFonts w:ascii="Times New Roman" w:hAnsi="Times New Roman" w:eastAsia="Times New Roman"/>
       <w:b/>
       <w:color w:val="000000"/>
       <w:spacing w:val="5"/>
@@ -1494,7 +1497,7 @@
     <w:uiPriority w:val="10"/>
     <w:rsid w:val="00FC693F"/>
     <w:rPr>
-      <w:rFonts w:asciiTheme="majorHAnsi" w:eastAsiaTheme="majorEastAsia" w:hAnsiTheme="majorHAnsi" w:cstheme="majorBidi"/>
+      <w:rFonts/>
       <w:color w:val="17365D" w:themeColor="text2" w:themeShade="BF"/>
       <w:spacing w:val="5"/>
       <w:kern w:val="28"/>
@@ -1516,7 +1519,7 @@
       </w:numPr>
     </w:pPr>
     <w:rPr>
-      <w:rFonts w:asciiTheme="majorHAnsi" w:eastAsiaTheme="majorEastAsia" w:hAnsiTheme="majorHAnsi" w:cstheme="majorBidi" w:ascii="Times New Roman" w:hAnsi="Times New Roman" w:eastAsia="Times New Roman"/>
+      <w:rFonts w:ascii="Times New Roman" w:hAnsi="Times New Roman" w:eastAsia="Times New Roman"/>
       <w:i/>
       <w:iCs/>
       <w:color w:val="000000"/>
@@ -1532,7 +1535,7 @@
     <w:uiPriority w:val="11"/>
     <w:rsid w:val="00FC693F"/>
     <w:rPr>
-      <w:rFonts w:asciiTheme="majorHAnsi" w:eastAsiaTheme="majorEastAsia" w:hAnsiTheme="majorHAnsi" w:cstheme="majorBidi"/>
+      <w:rFonts/>
       <w:i/>
       <w:iCs/>
       <w:color w:val="4F81BD" w:themeColor="accent1"/>
@@ -1830,7 +1833,7 @@
     <w:semiHidden/>
     <w:rsid w:val="00FC693F"/>
     <w:rPr>
-      <w:rFonts w:asciiTheme="majorHAnsi" w:eastAsiaTheme="majorEastAsia" w:hAnsiTheme="majorHAnsi" w:cstheme="majorBidi"/>
+      <w:rFonts/>
       <w:b/>
       <w:bCs/>
       <w:i/>
@@ -1846,7 +1849,7 @@
     <w:semiHidden/>
     <w:rsid w:val="00FC693F"/>
     <w:rPr>
-      <w:rFonts w:asciiTheme="majorHAnsi" w:eastAsiaTheme="majorEastAsia" w:hAnsiTheme="majorHAnsi" w:cstheme="majorBidi"/>
+      <w:rFonts/>
       <w:color w:val="243F60" w:themeColor="accent1" w:themeShade="7F"/>
     </w:rPr>
   </w:style>
@@ -1858,7 +1861,7 @@
     <w:semiHidden/>
     <w:rsid w:val="00FC693F"/>
     <w:rPr>
-      <w:rFonts w:asciiTheme="majorHAnsi" w:eastAsiaTheme="majorEastAsia" w:hAnsiTheme="majorHAnsi" w:cstheme="majorBidi"/>
+      <w:rFonts/>
       <w:i/>
       <w:iCs/>
       <w:color w:val="243F60" w:themeColor="accent1" w:themeShade="7F"/>
@@ -1872,7 +1875,7 @@
     <w:semiHidden/>
     <w:rsid w:val="00FC693F"/>
     <w:rPr>
-      <w:rFonts w:asciiTheme="majorHAnsi" w:eastAsiaTheme="majorEastAsia" w:hAnsiTheme="majorHAnsi" w:cstheme="majorBidi"/>
+      <w:rFonts/>
       <w:i/>
       <w:iCs/>
       <w:color w:val="404040" w:themeColor="text1" w:themeTint="BF"/>
@@ -1886,7 +1889,7 @@
     <w:semiHidden/>
     <w:rsid w:val="00FC693F"/>
     <w:rPr>
-      <w:rFonts w:asciiTheme="majorHAnsi" w:eastAsiaTheme="majorEastAsia" w:hAnsiTheme="majorHAnsi" w:cstheme="majorBidi"/>
+      <w:rFonts/>
       <w:color w:val="4F81BD" w:themeColor="accent1"/>
       <w:sz w:val="20"/>
       <w:szCs w:val="20"/>
@@ -1900,7 +1903,7 @@
     <w:semiHidden/>
     <w:rsid w:val="00FC693F"/>
     <w:rPr>
-      <w:rFonts w:asciiTheme="majorHAnsi" w:eastAsiaTheme="majorEastAsia" w:hAnsiTheme="majorHAnsi" w:cstheme="majorBidi"/>
+      <w:rFonts/>
       <w:i/>
       <w:iCs/>
       <w:color w:val="404040" w:themeColor="text1" w:themeTint="BF"/>
@@ -1961,9 +1964,6 @@
     <w:qFormat/>
     <w:rsid w:val="00FC693F"/>
     <w:pPr>
-      <w:pBdr>
-        <w:bottom w:val="single" w:sz="4" w:space="4" w:color="4F81BD" w:themeColor="accent1"/>
-      </w:pBdr>
       <w:spacing w:before="200" w:after="280"/>
       <w:ind w:left="936" w:right="936"/>
     </w:pPr>
@@ -3491,7 +3491,7 @@
         <w:spacing w:before="0" w:after="0" w:line="240" w:lineRule="auto"/>
       </w:pPr>
       <w:rPr>
-        <w:rFonts w:asciiTheme="majorHAnsi" w:eastAsiaTheme="majorEastAsia" w:hAnsiTheme="majorHAnsi" w:cstheme="majorBidi"/>
+        <w:rFonts/>
         <w:b/>
         <w:bCs/>
       </w:rPr>
@@ -3512,7 +3512,7 @@
         <w:spacing w:before="0" w:after="0" w:line="240" w:lineRule="auto"/>
       </w:pPr>
       <w:rPr>
-        <w:rFonts w:asciiTheme="majorHAnsi" w:eastAsiaTheme="majorEastAsia" w:hAnsiTheme="majorHAnsi" w:cstheme="majorBidi"/>
+        <w:rFonts/>
         <w:b/>
         <w:bCs/>
       </w:rPr>
@@ -3530,14 +3530,14 @@
     </w:tblStylePr>
     <w:tblStylePr w:type="firstCol">
       <w:rPr>
-        <w:rFonts w:asciiTheme="majorHAnsi" w:eastAsiaTheme="majorEastAsia" w:hAnsiTheme="majorHAnsi" w:cstheme="majorBidi"/>
+        <w:rFonts/>
         <w:b/>
         <w:bCs/>
       </w:rPr>
     </w:tblStylePr>
     <w:tblStylePr w:type="lastCol">
       <w:rPr>
-        <w:rFonts w:asciiTheme="majorHAnsi" w:eastAsiaTheme="majorEastAsia" w:hAnsiTheme="majorHAnsi" w:cstheme="majorBidi"/>
+        <w:rFonts/>
         <w:b/>
         <w:bCs/>
       </w:rPr>
@@ -3621,7 +3621,7 @@
         <w:spacing w:before="0" w:after="0" w:line="240" w:lineRule="auto"/>
       </w:pPr>
       <w:rPr>
-        <w:rFonts w:asciiTheme="majorHAnsi" w:eastAsiaTheme="majorEastAsia" w:hAnsiTheme="majorHAnsi" w:cstheme="majorBidi"/>
+        <w:rFonts/>
         <w:b/>
         <w:bCs/>
       </w:rPr>
@@ -3642,7 +3642,7 @@
         <w:spacing w:before="0" w:after="0" w:line="240" w:lineRule="auto"/>
       </w:pPr>
       <w:rPr>
-        <w:rFonts w:asciiTheme="majorHAnsi" w:eastAsiaTheme="majorEastAsia" w:hAnsiTheme="majorHAnsi" w:cstheme="majorBidi"/>
+        <w:rFonts/>
         <w:b/>
         <w:bCs/>
       </w:rPr>
@@ -3660,14 +3660,14 @@
     </w:tblStylePr>
     <w:tblStylePr w:type="firstCol">
       <w:rPr>
-        <w:rFonts w:asciiTheme="majorHAnsi" w:eastAsiaTheme="majorEastAsia" w:hAnsiTheme="majorHAnsi" w:cstheme="majorBidi"/>
+        <w:rFonts/>
         <w:b/>
         <w:bCs/>
       </w:rPr>
     </w:tblStylePr>
     <w:tblStylePr w:type="lastCol">
       <w:rPr>
-        <w:rFonts w:asciiTheme="majorHAnsi" w:eastAsiaTheme="majorEastAsia" w:hAnsiTheme="majorHAnsi" w:cstheme="majorBidi"/>
+        <w:rFonts/>
         <w:b/>
         <w:bCs/>
       </w:rPr>
@@ -3751,7 +3751,7 @@
         <w:spacing w:before="0" w:after="0" w:line="240" w:lineRule="auto"/>
       </w:pPr>
       <w:rPr>
-        <w:rFonts w:asciiTheme="majorHAnsi" w:eastAsiaTheme="majorEastAsia" w:hAnsiTheme="majorHAnsi" w:cstheme="majorBidi"/>
+        <w:rFonts/>
         <w:b/>
         <w:bCs/>
       </w:rPr>
@@ -3772,7 +3772,7 @@
         <w:spacing w:before="0" w:after="0" w:line="240" w:lineRule="auto"/>
       </w:pPr>
       <w:rPr>
-        <w:rFonts w:asciiTheme="majorHAnsi" w:eastAsiaTheme="majorEastAsia" w:hAnsiTheme="majorHAnsi" w:cstheme="majorBidi"/>
+        <w:rFonts/>
         <w:b/>
         <w:bCs/>
       </w:rPr>
@@ -3790,14 +3790,14 @@
     </w:tblStylePr>
     <w:tblStylePr w:type="firstCol">
       <w:rPr>
-        <w:rFonts w:asciiTheme="majorHAnsi" w:eastAsiaTheme="majorEastAsia" w:hAnsiTheme="majorHAnsi" w:cstheme="majorBidi"/>
+        <w:rFonts/>
         <w:b/>
         <w:bCs/>
       </w:rPr>
     </w:tblStylePr>
     <w:tblStylePr w:type="lastCol">
       <w:rPr>
-        <w:rFonts w:asciiTheme="majorHAnsi" w:eastAsiaTheme="majorEastAsia" w:hAnsiTheme="majorHAnsi" w:cstheme="majorBidi"/>
+        <w:rFonts/>
         <w:b/>
         <w:bCs/>
       </w:rPr>
@@ -3881,7 +3881,7 @@
         <w:spacing w:before="0" w:after="0" w:line="240" w:lineRule="auto"/>
       </w:pPr>
       <w:rPr>
-        <w:rFonts w:asciiTheme="majorHAnsi" w:eastAsiaTheme="majorEastAsia" w:hAnsiTheme="majorHAnsi" w:cstheme="majorBidi"/>
+        <w:rFonts/>
         <w:b/>
         <w:bCs/>
       </w:rPr>
@@ -3902,7 +3902,7 @@
         <w:spacing w:before="0" w:after="0" w:line="240" w:lineRule="auto"/>
       </w:pPr>
       <w:rPr>
-        <w:rFonts w:asciiTheme="majorHAnsi" w:eastAsiaTheme="majorEastAsia" w:hAnsiTheme="majorHAnsi" w:cstheme="majorBidi"/>
+        <w:rFonts/>
         <w:b/>
         <w:bCs/>
       </w:rPr>
@@ -3920,14 +3920,14 @@
     </w:tblStylePr>
     <w:tblStylePr w:type="firstCol">
       <w:rPr>
-        <w:rFonts w:asciiTheme="majorHAnsi" w:eastAsiaTheme="majorEastAsia" w:hAnsiTheme="majorHAnsi" w:cstheme="majorBidi"/>
+        <w:rFonts/>
         <w:b/>
         <w:bCs/>
       </w:rPr>
     </w:tblStylePr>
     <w:tblStylePr w:type="lastCol">
       <w:rPr>
-        <w:rFonts w:asciiTheme="majorHAnsi" w:eastAsiaTheme="majorEastAsia" w:hAnsiTheme="majorHAnsi" w:cstheme="majorBidi"/>
+        <w:rFonts/>
         <w:b/>
         <w:bCs/>
       </w:rPr>
@@ -4011,7 +4011,7 @@
         <w:spacing w:before="0" w:after="0" w:line="240" w:lineRule="auto"/>
       </w:pPr>
       <w:rPr>
-        <w:rFonts w:asciiTheme="majorHAnsi" w:eastAsiaTheme="majorEastAsia" w:hAnsiTheme="majorHAnsi" w:cstheme="majorBidi"/>
+        <w:rFonts/>
         <w:b/>
         <w:bCs/>
       </w:rPr>
@@ -4032,7 +4032,7 @@
         <w:spacing w:before="0" w:after="0" w:line="240" w:lineRule="auto"/>
       </w:pPr>
       <w:rPr>
-        <w:rFonts w:asciiTheme="majorHAnsi" w:eastAsiaTheme="majorEastAsia" w:hAnsiTheme="majorHAnsi" w:cstheme="majorBidi"/>
+        <w:rFonts/>
         <w:b/>
         <w:bCs/>
       </w:rPr>
@@ -4050,14 +4050,14 @@
     </w:tblStylePr>
     <w:tblStylePr w:type="firstCol">
       <w:rPr>
-        <w:rFonts w:asciiTheme="majorHAnsi" w:eastAsiaTheme="majorEastAsia" w:hAnsiTheme="majorHAnsi" w:cstheme="majorBidi"/>
+        <w:rFonts/>
         <w:b/>
         <w:bCs/>
       </w:rPr>
     </w:tblStylePr>
     <w:tblStylePr w:type="lastCol">
       <w:rPr>
-        <w:rFonts w:asciiTheme="majorHAnsi" w:eastAsiaTheme="majorEastAsia" w:hAnsiTheme="majorHAnsi" w:cstheme="majorBidi"/>
+        <w:rFonts/>
         <w:b/>
         <w:bCs/>
       </w:rPr>
@@ -4141,7 +4141,7 @@
         <w:spacing w:before="0" w:after="0" w:line="240" w:lineRule="auto"/>
       </w:pPr>
       <w:rPr>
-        <w:rFonts w:asciiTheme="majorHAnsi" w:eastAsiaTheme="majorEastAsia" w:hAnsiTheme="majorHAnsi" w:cstheme="majorBidi"/>
+        <w:rFonts/>
         <w:b/>
         <w:bCs/>
       </w:rPr>
@@ -4162,7 +4162,7 @@
         <w:spacing w:before="0" w:after="0" w:line="240" w:lineRule="auto"/>
       </w:pPr>
       <w:rPr>
-        <w:rFonts w:asciiTheme="majorHAnsi" w:eastAsiaTheme="majorEastAsia" w:hAnsiTheme="majorHAnsi" w:cstheme="majorBidi"/>
+        <w:rFonts/>
         <w:b/>
         <w:bCs/>
       </w:rPr>
@@ -4180,14 +4180,14 @@
     </w:tblStylePr>
     <w:tblStylePr w:type="firstCol">
       <w:rPr>
-        <w:rFonts w:asciiTheme="majorHAnsi" w:eastAsiaTheme="majorEastAsia" w:hAnsiTheme="majorHAnsi" w:cstheme="majorBidi"/>
+        <w:rFonts/>
         <w:b/>
         <w:bCs/>
       </w:rPr>
     </w:tblStylePr>
     <w:tblStylePr w:type="lastCol">
       <w:rPr>
-        <w:rFonts w:asciiTheme="majorHAnsi" w:eastAsiaTheme="majorEastAsia" w:hAnsiTheme="majorHAnsi" w:cstheme="majorBidi"/>
+        <w:rFonts/>
         <w:b/>
         <w:bCs/>
       </w:rPr>
@@ -4271,7 +4271,7 @@
         <w:spacing w:before="0" w:after="0" w:line="240" w:lineRule="auto"/>
       </w:pPr>
       <w:rPr>
-        <w:rFonts w:asciiTheme="majorHAnsi" w:eastAsiaTheme="majorEastAsia" w:hAnsiTheme="majorHAnsi" w:cstheme="majorBidi"/>
+        <w:rFonts/>
         <w:b/>
         <w:bCs/>
       </w:rPr>
@@ -4292,7 +4292,7 @@
         <w:spacing w:before="0" w:after="0" w:line="240" w:lineRule="auto"/>
       </w:pPr>
       <w:rPr>
-        <w:rFonts w:asciiTheme="majorHAnsi" w:eastAsiaTheme="majorEastAsia" w:hAnsiTheme="majorHAnsi" w:cstheme="majorBidi"/>
+        <w:rFonts/>
         <w:b/>
         <w:bCs/>
       </w:rPr>
@@ -4310,14 +4310,14 @@
     </w:tblStylePr>
     <w:tblStylePr w:type="firstCol">
       <w:rPr>
-        <w:rFonts w:asciiTheme="majorHAnsi" w:eastAsiaTheme="majorEastAsia" w:hAnsiTheme="majorHAnsi" w:cstheme="majorBidi"/>
+        <w:rFonts/>
         <w:b/>
         <w:bCs/>
       </w:rPr>
     </w:tblStylePr>
     <w:tblStylePr w:type="lastCol">
       <w:rPr>
-        <w:rFonts w:asciiTheme="majorHAnsi" w:eastAsiaTheme="majorEastAsia" w:hAnsiTheme="majorHAnsi" w:cstheme="majorBidi"/>
+        <w:rFonts/>
         <w:b/>
         <w:bCs/>
       </w:rPr>
@@ -6182,7 +6182,7 @@
     </w:tblPr>
     <w:tblStylePr w:type="firstRow">
       <w:rPr>
-        <w:rFonts w:asciiTheme="majorHAnsi" w:eastAsiaTheme="majorEastAsia" w:hAnsiTheme="majorHAnsi" w:cstheme="majorBidi"/>
+        <w:rFonts/>
       </w:rPr>
       <w:tblPr/>
       <w:tcPr>
@@ -6266,7 +6266,7 @@
     </w:tblPr>
     <w:tblStylePr w:type="firstRow">
       <w:rPr>
-        <w:rFonts w:asciiTheme="majorHAnsi" w:eastAsiaTheme="majorEastAsia" w:hAnsiTheme="majorHAnsi" w:cstheme="majorBidi"/>
+        <w:rFonts/>
       </w:rPr>
       <w:tblPr/>
       <w:tcPr>
@@ -6350,7 +6350,7 @@
     </w:tblPr>
     <w:tblStylePr w:type="firstRow">
       <w:rPr>
-        <w:rFonts w:asciiTheme="majorHAnsi" w:eastAsiaTheme="majorEastAsia" w:hAnsiTheme="majorHAnsi" w:cstheme="majorBidi"/>
+        <w:rFonts/>
       </w:rPr>
       <w:tblPr/>
       <w:tcPr>
@@ -6434,7 +6434,7 @@
     </w:tblPr>
     <w:tblStylePr w:type="firstRow">
       <w:rPr>
-        <w:rFonts w:asciiTheme="majorHAnsi" w:eastAsiaTheme="majorEastAsia" w:hAnsiTheme="majorHAnsi" w:cstheme="majorBidi"/>
+        <w:rFonts/>
       </w:rPr>
       <w:tblPr/>
       <w:tcPr>
@@ -6518,7 +6518,7 @@
     </w:tblPr>
     <w:tblStylePr w:type="firstRow">
       <w:rPr>
-        <w:rFonts w:asciiTheme="majorHAnsi" w:eastAsiaTheme="majorEastAsia" w:hAnsiTheme="majorHAnsi" w:cstheme="majorBidi"/>
+        <w:rFonts/>
       </w:rPr>
       <w:tblPr/>
       <w:tcPr>
@@ -6602,7 +6602,7 @@
     </w:tblPr>
     <w:tblStylePr w:type="firstRow">
       <w:rPr>
-        <w:rFonts w:asciiTheme="majorHAnsi" w:eastAsiaTheme="majorEastAsia" w:hAnsiTheme="majorHAnsi" w:cstheme="majorBidi"/>
+        <w:rFonts/>
       </w:rPr>
       <w:tblPr/>
       <w:tcPr>
@@ -6686,7 +6686,7 @@
     </w:tblPr>
     <w:tblStylePr w:type="firstRow">
       <w:rPr>
-        <w:rFonts w:asciiTheme="majorHAnsi" w:eastAsiaTheme="majorEastAsia" w:hAnsiTheme="majorHAnsi" w:cstheme="majorBidi"/>
+        <w:rFonts/>
       </w:rPr>
       <w:tblPr/>
       <w:tcPr>
@@ -6751,7 +6751,7 @@
       <w:spacing w:after="0" w:line="240" w:lineRule="auto"/>
     </w:pPr>
     <w:rPr>
-      <w:rFonts w:asciiTheme="majorHAnsi" w:eastAsiaTheme="majorEastAsia" w:hAnsiTheme="majorHAnsi" w:cstheme="majorBidi"/>
+      <w:rFonts/>
       <w:color w:val="000000" w:themeColor="text1"/>
     </w:rPr>
     <w:tblPr>
@@ -6879,7 +6879,7 @@
       <w:spacing w:after="0" w:line="240" w:lineRule="auto"/>
     </w:pPr>
     <w:rPr>
-      <w:rFonts w:asciiTheme="majorHAnsi" w:eastAsiaTheme="majorEastAsia" w:hAnsiTheme="majorHAnsi" w:cstheme="majorBidi"/>
+      <w:rFonts/>
       <w:color w:val="000000" w:themeColor="text1"/>
     </w:rPr>
     <w:tblPr>
@@ -7007,7 +7007,7 @@
       <w:spacing w:after="0" w:line="240" w:lineRule="auto"/>
     </w:pPr>
     <w:rPr>
-      <w:rFonts w:asciiTheme="majorHAnsi" w:eastAsiaTheme="majorEastAsia" w:hAnsiTheme="majorHAnsi" w:cstheme="majorBidi"/>
+      <w:rFonts/>
       <w:color w:val="000000" w:themeColor="text1"/>
     </w:rPr>
     <w:tblPr>
@@ -7135,7 +7135,7 @@
       <w:spacing w:after="0" w:line="240" w:lineRule="auto"/>
     </w:pPr>
     <w:rPr>
-      <w:rFonts w:asciiTheme="majorHAnsi" w:eastAsiaTheme="majorEastAsia" w:hAnsiTheme="majorHAnsi" w:cstheme="majorBidi"/>
+      <w:rFonts/>
       <w:color w:val="000000" w:themeColor="text1"/>
     </w:rPr>
     <w:tblPr>
@@ -7263,7 +7263,7 @@
       <w:spacing w:after="0" w:line="240" w:lineRule="auto"/>
     </w:pPr>
     <w:rPr>
-      <w:rFonts w:asciiTheme="majorHAnsi" w:eastAsiaTheme="majorEastAsia" w:hAnsiTheme="majorHAnsi" w:cstheme="majorBidi"/>
+      <w:rFonts/>
       <w:color w:val="000000" w:themeColor="text1"/>
     </w:rPr>
     <w:tblPr>
@@ -7391,7 +7391,7 @@
       <w:spacing w:after="0" w:line="240" w:lineRule="auto"/>
     </w:pPr>
     <w:rPr>
-      <w:rFonts w:asciiTheme="majorHAnsi" w:eastAsiaTheme="majorEastAsia" w:hAnsiTheme="majorHAnsi" w:cstheme="majorBidi"/>
+      <w:rFonts/>
       <w:color w:val="000000" w:themeColor="text1"/>
     </w:rPr>
     <w:tblPr>
@@ -7519,7 +7519,7 @@
       <w:spacing w:after="0" w:line="240" w:lineRule="auto"/>
     </w:pPr>
     <w:rPr>
-      <w:rFonts w:asciiTheme="majorHAnsi" w:eastAsiaTheme="majorEastAsia" w:hAnsiTheme="majorHAnsi" w:cstheme="majorBidi"/>
+      <w:rFonts/>
       <w:color w:val="000000" w:themeColor="text1"/>
     </w:rPr>
     <w:tblPr>
@@ -8158,7 +8158,7 @@
       <w:spacing w:after="0" w:line="240" w:lineRule="auto"/>
     </w:pPr>
     <w:rPr>
-      <w:rFonts w:asciiTheme="majorHAnsi" w:eastAsiaTheme="majorEastAsia" w:hAnsiTheme="majorHAnsi" w:cstheme="majorBidi"/>
+      <w:rFonts/>
       <w:color w:val="000000" w:themeColor="text1"/>
     </w:rPr>
     <w:tblPr>
@@ -8283,7 +8283,7 @@
       <w:spacing w:after="0" w:line="240" w:lineRule="auto"/>
     </w:pPr>
     <w:rPr>
-      <w:rFonts w:asciiTheme="majorHAnsi" w:eastAsiaTheme="majorEastAsia" w:hAnsiTheme="majorHAnsi" w:cstheme="majorBidi"/>
+      <w:rFonts/>
       <w:color w:val="000000" w:themeColor="text1"/>
     </w:rPr>
     <w:tblPr>
@@ -8408,7 +8408,7 @@
       <w:spacing w:after="0" w:line="240" w:lineRule="auto"/>
     </w:pPr>
     <w:rPr>
-      <w:rFonts w:asciiTheme="majorHAnsi" w:eastAsiaTheme="majorEastAsia" w:hAnsiTheme="majorHAnsi" w:cstheme="majorBidi"/>
+      <w:rFonts/>
       <w:color w:val="000000" w:themeColor="text1"/>
     </w:rPr>
     <w:tblPr>
@@ -8533,7 +8533,7 @@
       <w:spacing w:after="0" w:line="240" w:lineRule="auto"/>
     </w:pPr>
     <w:rPr>
-      <w:rFonts w:asciiTheme="majorHAnsi" w:eastAsiaTheme="majorEastAsia" w:hAnsiTheme="majorHAnsi" w:cstheme="majorBidi"/>
+      <w:rFonts/>
       <w:color w:val="000000" w:themeColor="text1"/>
     </w:rPr>
     <w:tblPr>
@@ -8658,7 +8658,7 @@
       <w:spacing w:after="0" w:line="240" w:lineRule="auto"/>
     </w:pPr>
     <w:rPr>
-      <w:rFonts w:asciiTheme="majorHAnsi" w:eastAsiaTheme="majorEastAsia" w:hAnsiTheme="majorHAnsi" w:cstheme="majorBidi"/>
+      <w:rFonts/>
       <w:color w:val="000000" w:themeColor="text1"/>
     </w:rPr>
     <w:tblPr>
@@ -8783,7 +8783,7 @@
       <w:spacing w:after="0" w:line="240" w:lineRule="auto"/>
     </w:pPr>
     <w:rPr>
-      <w:rFonts w:asciiTheme="majorHAnsi" w:eastAsiaTheme="majorEastAsia" w:hAnsiTheme="majorHAnsi" w:cstheme="majorBidi"/>
+      <w:rFonts/>
       <w:color w:val="000000" w:themeColor="text1"/>
     </w:rPr>
     <w:tblPr>
@@ -8908,7 +8908,7 @@
       <w:spacing w:after="0" w:line="240" w:lineRule="auto"/>
     </w:pPr>
     <w:rPr>
-      <w:rFonts w:asciiTheme="majorHAnsi" w:eastAsiaTheme="majorEastAsia" w:hAnsiTheme="majorHAnsi" w:cstheme="majorBidi"/>
+      <w:rFonts/>
       <w:color w:val="000000" w:themeColor="text1"/>
     </w:rPr>
     <w:tblPr>

--- a/docs/05_UML_и_тест_кейсы.docx
+++ b/docs/05_UML_и_тест_кейсы.docx
@@ -12,12 +12,12 @@
     </w:p>
     <w:p>
       <w:r>
-        <w:t>Система записи к врачу  Версия 1 1</w:t>
+        <w:t>Система записи к врачу  Версия 1.1.1</w:t>
       </w:r>
     </w:p>
     <w:p>
       <w:r>
-        <w:t>Документ уточняет UML-модель исходного проекта и содержит 18 тест-кейсов. Это спецификация проверок будущего приложения; фактические прогоны программной системы не выполнялись.</w:t>
+        <w:t>Документ уточняет UML-модель исходного проекта и содержит 20 тест-кейсов. Это спецификация проверок будущего приложения; фактические прогоны программной системы не выполнялись.</w:t>
       </w:r>
     </w:p>
     <w:p>
@@ -741,6 +741,71 @@
         <w:t>Ожидаемый результат: Новая специальность видна в справочнике, врач отображается в соответствующей специальности.</w:t>
       </w:r>
     </w:p>
+    <w:p>
+      <w:r>
+        <w:br w:type="page"/>
+      </w:r>
+    </w:p>
+    <w:p>
+      <w:pPr>
+        <w:pStyle w:val="Heading1"/>
+      </w:pPr>
+      <w:r>
+        <w:t>Тест кейсы 19–20</w:t>
+      </w:r>
+    </w:p>
+    <w:p>
+      <w:pPr>
+        <w:pStyle w:val="Heading2"/>
+      </w:pPr>
+      <w:r>
+        <w:t>ТК-19 Ограничение попыток входа</w:t>
+      </w:r>
+    </w:p>
+    <w:p>
+      <w:pPr/>
+      <w:r>
+        <w:t>Требования: НФТ-13. Предусловия: Пациент зарегистрирован с email patient@example.test; часы управляемые.</w:t>
+      </w:r>
+    </w:p>
+    <w:p>
+      <w:pPr/>
+      <w:r>
+        <w:t>Действия: Пять раз ввести неверный пароль. Шестой раз ввести верный пароль. Через 15 минут снова войти с верным паролем.</w:t>
+      </w:r>
+    </w:p>
+    <w:p>
+      <w:pPr/>
+      <w:r>
+        <w:t>Ожидаемый результат: После пятой ошибки показано «Слишком много попыток входа. Повторите через 15 минут». Шестая попытка отклонена, хотя пароль верный. Через 15 минут вход выполнен, счётчик ошибок сброшен.</w:t>
+      </w:r>
+    </w:p>
+    <w:p>
+      <w:pPr>
+        <w:pStyle w:val="Heading2"/>
+      </w:pPr>
+      <w:r>
+        <w:t>ТК-20 Восстановление из резервной копии</w:t>
+      </w:r>
+    </w:p>
+    <w:p>
+      <w:pPr/>
+      <w:r>
+        <w:t>Требования: НФТ-14, НФТ-12. Предусловия: Тестовый стенд; есть запись пациента; создана ночная копия.</w:t>
+      </w:r>
+    </w:p>
+    <w:p>
+      <w:pPr/>
+      <w:r>
+        <w:t>Действия: Удалить базу стенда, восстановить её из последней копии, засечь время.</w:t>
+      </w:r>
+    </w:p>
+    <w:p>
+      <w:pPr/>
+      <w:r>
+        <w:t>Ожидаемый результат: Запись пациента и её слот восстановлены. Система снова работает не позднее чем через 1 час после начала восстановления.</w:t>
+      </w:r>
+    </w:p>
     <w:sectPr>
       <w:footerReference w:type="default" r:id="rId9"/>
       <w:pgSz w:w="11906" w:h="16838"/>
